--- a/tests/langchain/fixtures/files/invoice.docx
+++ b/tests/langchain/fixtures/files/invoice.docx
@@ -22,7 +22,7 @@
     </w:p>
     <w:p>
       <w:r>
-        <w:t>Total Amount: $1234.56</w:t>
+        <w:t>Total Amount: $4200</w:t>
       </w:r>
     </w:p>
     <w:p>
